--- a/Knowledge/3-Work knowledge/1-Software Engineering/2-Testing/5-My Source/1-ISTQB Foundation Level/6-Risk Management/1-Types of Risks/2-Project Risks.docx
+++ b/Knowledge/3-Work knowledge/1-Software Engineering/2-Testing/5-My Source/1-ISTQB Foundation Level/6-Risk Management/1-Types of Risks/2-Project Risks.docx
@@ -31,48 +31,39 @@
       </w:pPr>
       <w:r>
         <w:rPr>
-          <w:b/>
+          <w:rFonts w:ascii="Arial" w:eastAsia="Arial" w:hAnsi="Arial"/>
+          <w:sz w:val="18"/>
+          <w:highlight w:val="lightGray"/>
           <w:shd w:val="clear" w:color="auto" w:fill="B7B7B7"/>
         </w:rPr>
-        <w:t># Source</w:t>
-      </w:r>
-      <w:r>
-        <w:rPr>
+        <w:t xml:space="preserve"># Source: Chatgot </w:t>
+      </w:r>
+      <w:r>
+        <w:rPr>
+          <w:rFonts w:ascii="Arial" w:eastAsia="Arial" w:hAnsi="Arial"/>
+          <w:sz w:val="18"/>
+          <w:szCs w:val="14"/>
+          <w:highlight w:val="lightGray"/>
           <w:shd w:val="clear" w:color="auto" w:fill="B7B7B7"/>
         </w:rPr>
-        <w:t xml:space="preserve">: </w:t>
-      </w:r>
-      <w:r>
-        <w:rPr>
-          <w:b/>
+        <w:t>(GPT</w:t>
+      </w:r>
+      <w:r>
+        <w:rPr>
+          <w:rFonts w:ascii="Arial" w:eastAsia="Arial" w:hAnsi="Arial" w:cs="Cambria Math"/>
+          <w:sz w:val="18"/>
+          <w:szCs w:val="14"/>
+          <w:highlight w:val="lightGray"/>
           <w:shd w:val="clear" w:color="auto" w:fill="B7B7B7"/>
         </w:rPr>
-        <w:t xml:space="preserve">Chatgot </w:t>
-      </w:r>
-      <w:r>
-        <w:rPr>
-          <w:b/>
-          <w:sz w:val="14"/>
+        <w:t>‑</w:t>
+      </w:r>
+      <w:r>
+        <w:rPr>
+          <w:rFonts w:ascii="Arial" w:eastAsia="Arial" w:hAnsi="Arial"/>
+          <w:sz w:val="18"/>
           <w:szCs w:val="14"/>
-          <w:shd w:val="clear" w:color="auto" w:fill="B7B7B7"/>
-        </w:rPr>
-        <w:t>(GPT</w:t>
-      </w:r>
-      <w:r>
-        <w:rPr>
-          <w:rFonts w:ascii="Cambria Math" w:hAnsi="Cambria Math" w:cs="Cambria Math"/>
-          <w:b/>
-          <w:sz w:val="14"/>
-          <w:szCs w:val="14"/>
-          <w:shd w:val="clear" w:color="auto" w:fill="B7B7B7"/>
-        </w:rPr>
-        <w:t>‑</w:t>
-      </w:r>
-      <w:r>
-        <w:rPr>
-          <w:b/>
-          <w:sz w:val="14"/>
-          <w:szCs w:val="14"/>
+          <w:highlight w:val="lightGray"/>
           <w:shd w:val="clear" w:color="auto" w:fill="B7B7B7"/>
         </w:rPr>
         <w:t>5 Mini) at [8/17/2025]</w:t>
@@ -170,7 +161,7 @@
     </w:p>
     <w:p>
       <w:r>
-        <w:pict w14:anchorId="2A1ED443">
+        <w:pict w14:anchorId="58889201">
           <v:rect id="_x0000_i1025" style="width:0;height:1.5pt" o:hralign="center" o:hrstd="t" o:hr="t" fillcolor="#a0a0a0" stroked="f"/>
         </w:pict>
       </w:r>
@@ -206,48 +197,39 @@
       </w:pPr>
       <w:r>
         <w:rPr>
-          <w:b/>
+          <w:rFonts w:ascii="Arial" w:eastAsia="Arial" w:hAnsi="Arial"/>
+          <w:sz w:val="18"/>
+          <w:highlight w:val="lightGray"/>
           <w:shd w:val="clear" w:color="auto" w:fill="B7B7B7"/>
         </w:rPr>
-        <w:t># Source</w:t>
-      </w:r>
-      <w:r>
-        <w:rPr>
+        <w:t xml:space="preserve"># Source: Chatgot </w:t>
+      </w:r>
+      <w:r>
+        <w:rPr>
+          <w:rFonts w:ascii="Arial" w:eastAsia="Arial" w:hAnsi="Arial"/>
+          <w:sz w:val="18"/>
+          <w:szCs w:val="14"/>
+          <w:highlight w:val="lightGray"/>
           <w:shd w:val="clear" w:color="auto" w:fill="B7B7B7"/>
         </w:rPr>
-        <w:t xml:space="preserve">: </w:t>
-      </w:r>
-      <w:r>
-        <w:rPr>
-          <w:b/>
+        <w:t>(GPT</w:t>
+      </w:r>
+      <w:r>
+        <w:rPr>
+          <w:rFonts w:ascii="Arial" w:eastAsia="Arial" w:hAnsi="Arial" w:cs="Cambria Math"/>
+          <w:sz w:val="18"/>
+          <w:szCs w:val="14"/>
+          <w:highlight w:val="lightGray"/>
           <w:shd w:val="clear" w:color="auto" w:fill="B7B7B7"/>
         </w:rPr>
-        <w:t xml:space="preserve">Chatgot </w:t>
-      </w:r>
-      <w:r>
-        <w:rPr>
-          <w:b/>
-          <w:sz w:val="14"/>
+        <w:t>‑</w:t>
+      </w:r>
+      <w:r>
+        <w:rPr>
+          <w:rFonts w:ascii="Arial" w:eastAsia="Arial" w:hAnsi="Arial"/>
+          <w:sz w:val="18"/>
           <w:szCs w:val="14"/>
-          <w:shd w:val="clear" w:color="auto" w:fill="B7B7B7"/>
-        </w:rPr>
-        <w:t>(GPT</w:t>
-      </w:r>
-      <w:r>
-        <w:rPr>
-          <w:rFonts w:ascii="Cambria Math" w:hAnsi="Cambria Math" w:cs="Cambria Math"/>
-          <w:b/>
-          <w:sz w:val="14"/>
-          <w:szCs w:val="14"/>
-          <w:shd w:val="clear" w:color="auto" w:fill="B7B7B7"/>
-        </w:rPr>
-        <w:t>‑</w:t>
-      </w:r>
-      <w:r>
-        <w:rPr>
-          <w:b/>
-          <w:sz w:val="14"/>
-          <w:szCs w:val="14"/>
+          <w:highlight w:val="lightGray"/>
           <w:shd w:val="clear" w:color="auto" w:fill="B7B7B7"/>
         </w:rPr>
         <w:t>5 Mini) at [8/17/2025]</w:t>
@@ -259,7 +241,7 @@
           <w:ilvl w:val="0"/>
           <w:numId w:val="9"/>
         </w:numPr>
-        <w:spacing w:before="240"/>
+        <w:spacing w:before="240" w:after="0" w:line="276" w:lineRule="auto"/>
         <w:rPr>
           <w:rFonts w:ascii="Roboto Mono" w:eastAsia="Roboto Mono" w:hAnsi="Roboto Mono" w:cs="Roboto Mono"/>
         </w:rPr>
@@ -283,6 +265,7 @@
           <w:ilvl w:val="0"/>
           <w:numId w:val="9"/>
         </w:numPr>
+        <w:spacing w:after="0" w:line="276" w:lineRule="auto"/>
         <w:rPr>
           <w:rFonts w:ascii="Roboto Mono" w:eastAsia="Roboto Mono" w:hAnsi="Roboto Mono" w:cs="Roboto Mono"/>
         </w:rPr>
@@ -306,7 +289,7 @@
           <w:ilvl w:val="0"/>
           <w:numId w:val="9"/>
         </w:numPr>
-        <w:spacing w:after="240"/>
+        <w:spacing w:after="240" w:line="276" w:lineRule="auto"/>
         <w:rPr>
           <w:rFonts w:ascii="Roboto Mono" w:eastAsia="Roboto Mono" w:hAnsi="Roboto Mono" w:cs="Roboto Mono"/>
         </w:rPr>
@@ -342,48 +325,39 @@
       </w:pPr>
       <w:r>
         <w:rPr>
-          <w:b/>
+          <w:rFonts w:ascii="Arial" w:eastAsia="Arial" w:hAnsi="Arial"/>
+          <w:sz w:val="18"/>
+          <w:highlight w:val="lightGray"/>
           <w:shd w:val="clear" w:color="auto" w:fill="B7B7B7"/>
         </w:rPr>
-        <w:t># Source</w:t>
-      </w:r>
-      <w:r>
-        <w:rPr>
+        <w:t xml:space="preserve"># Source: Chatgot </w:t>
+      </w:r>
+      <w:r>
+        <w:rPr>
+          <w:rFonts w:ascii="Arial" w:eastAsia="Arial" w:hAnsi="Arial"/>
+          <w:sz w:val="18"/>
+          <w:szCs w:val="14"/>
+          <w:highlight w:val="lightGray"/>
           <w:shd w:val="clear" w:color="auto" w:fill="B7B7B7"/>
         </w:rPr>
-        <w:t xml:space="preserve">: </w:t>
-      </w:r>
-      <w:r>
-        <w:rPr>
-          <w:b/>
+        <w:t>(GPT</w:t>
+      </w:r>
+      <w:r>
+        <w:rPr>
+          <w:rFonts w:ascii="Arial" w:eastAsia="Arial" w:hAnsi="Arial" w:cs="Cambria Math"/>
+          <w:sz w:val="18"/>
+          <w:szCs w:val="14"/>
+          <w:highlight w:val="lightGray"/>
           <w:shd w:val="clear" w:color="auto" w:fill="B7B7B7"/>
         </w:rPr>
-        <w:t xml:space="preserve">Chatgot </w:t>
-      </w:r>
-      <w:r>
-        <w:rPr>
-          <w:b/>
-          <w:sz w:val="14"/>
+        <w:t>‑</w:t>
+      </w:r>
+      <w:r>
+        <w:rPr>
+          <w:rFonts w:ascii="Arial" w:eastAsia="Arial" w:hAnsi="Arial"/>
+          <w:sz w:val="18"/>
           <w:szCs w:val="14"/>
-          <w:shd w:val="clear" w:color="auto" w:fill="B7B7B7"/>
-        </w:rPr>
-        <w:t>(GPT</w:t>
-      </w:r>
-      <w:r>
-        <w:rPr>
-          <w:rFonts w:ascii="Cambria Math" w:hAnsi="Cambria Math" w:cs="Cambria Math"/>
-          <w:b/>
-          <w:sz w:val="14"/>
-          <w:szCs w:val="14"/>
-          <w:shd w:val="clear" w:color="auto" w:fill="B7B7B7"/>
-        </w:rPr>
-        <w:t>‑</w:t>
-      </w:r>
-      <w:r>
-        <w:rPr>
-          <w:b/>
-          <w:sz w:val="14"/>
-          <w:szCs w:val="14"/>
+          <w:highlight w:val="lightGray"/>
           <w:shd w:val="clear" w:color="auto" w:fill="B7B7B7"/>
         </w:rPr>
         <w:t>5 Mini) at [8/17/2025]</w:t>
@@ -395,7 +369,7 @@
           <w:ilvl w:val="0"/>
           <w:numId w:val="7"/>
         </w:numPr>
-        <w:spacing w:before="240"/>
+        <w:spacing w:before="240" w:after="0" w:line="276" w:lineRule="auto"/>
         <w:rPr>
           <w:rFonts w:ascii="Roboto Mono" w:eastAsia="Roboto Mono" w:hAnsi="Roboto Mono" w:cs="Roboto Mono"/>
         </w:rPr>
@@ -419,15 +393,15 @@
           <w:ilvl w:val="0"/>
           <w:numId w:val="7"/>
         </w:numPr>
-        <w:rPr>
-          <w:rFonts w:ascii="Roboto Mono" w:eastAsia="Roboto Mono" w:hAnsi="Roboto Mono" w:cs="Roboto Mono"/>
-        </w:rPr>
-      </w:pPr>
-      <w:r>
-        <w:rPr>
-          <w:rFonts w:ascii="Roboto Mono" w:eastAsia="Roboto Mono" w:hAnsi="Roboto Mono" w:cs="Roboto Mono"/>
-        </w:rPr>
-        <w:lastRenderedPageBreak/>
+        <w:spacing w:after="0" w:line="276" w:lineRule="auto"/>
+        <w:rPr>
+          <w:rFonts w:ascii="Roboto Mono" w:eastAsia="Roboto Mono" w:hAnsi="Roboto Mono" w:cs="Roboto Mono"/>
+        </w:rPr>
+      </w:pPr>
+      <w:r>
+        <w:rPr>
+          <w:rFonts w:ascii="Roboto Mono" w:eastAsia="Roboto Mono" w:hAnsi="Roboto Mono" w:cs="Roboto Mono"/>
+        </w:rPr>
         <w:t>Delays in environment setup or requirement clarification.</w:t>
       </w:r>
       <w:r>
@@ -443,7 +417,7 @@
           <w:ilvl w:val="0"/>
           <w:numId w:val="7"/>
         </w:numPr>
-        <w:spacing w:after="240"/>
+        <w:spacing w:after="240" w:line="276" w:lineRule="auto"/>
         <w:rPr>
           <w:rFonts w:ascii="Roboto Mono" w:eastAsia="Roboto Mono" w:hAnsi="Roboto Mono" w:cs="Roboto Mono"/>
         </w:rPr>
@@ -494,48 +468,39 @@
       </w:pPr>
       <w:r>
         <w:rPr>
-          <w:b/>
+          <w:rFonts w:ascii="Arial" w:eastAsia="Arial" w:hAnsi="Arial"/>
+          <w:sz w:val="18"/>
+          <w:highlight w:val="lightGray"/>
           <w:shd w:val="clear" w:color="auto" w:fill="B7B7B7"/>
         </w:rPr>
-        <w:t># Source</w:t>
-      </w:r>
-      <w:r>
-        <w:rPr>
+        <w:t xml:space="preserve"># Source: Chatgot </w:t>
+      </w:r>
+      <w:r>
+        <w:rPr>
+          <w:rFonts w:ascii="Arial" w:eastAsia="Arial" w:hAnsi="Arial"/>
+          <w:sz w:val="18"/>
+          <w:szCs w:val="14"/>
+          <w:highlight w:val="lightGray"/>
           <w:shd w:val="clear" w:color="auto" w:fill="B7B7B7"/>
         </w:rPr>
-        <w:t xml:space="preserve">: </w:t>
-      </w:r>
-      <w:r>
-        <w:rPr>
-          <w:b/>
+        <w:t>(GPT</w:t>
+      </w:r>
+      <w:r>
+        <w:rPr>
+          <w:rFonts w:ascii="Arial" w:eastAsia="Arial" w:hAnsi="Arial" w:cs="Cambria Math"/>
+          <w:sz w:val="18"/>
+          <w:szCs w:val="14"/>
+          <w:highlight w:val="lightGray"/>
           <w:shd w:val="clear" w:color="auto" w:fill="B7B7B7"/>
         </w:rPr>
-        <w:t xml:space="preserve">Chatgot </w:t>
-      </w:r>
-      <w:r>
-        <w:rPr>
-          <w:b/>
-          <w:sz w:val="14"/>
+        <w:t>‑</w:t>
+      </w:r>
+      <w:r>
+        <w:rPr>
+          <w:rFonts w:ascii="Arial" w:eastAsia="Arial" w:hAnsi="Arial"/>
+          <w:sz w:val="18"/>
           <w:szCs w:val="14"/>
-          <w:shd w:val="clear" w:color="auto" w:fill="B7B7B7"/>
-        </w:rPr>
-        <w:t>(GPT</w:t>
-      </w:r>
-      <w:r>
-        <w:rPr>
-          <w:rFonts w:ascii="Cambria Math" w:hAnsi="Cambria Math" w:cs="Cambria Math"/>
-          <w:b/>
-          <w:sz w:val="14"/>
-          <w:szCs w:val="14"/>
-          <w:shd w:val="clear" w:color="auto" w:fill="B7B7B7"/>
-        </w:rPr>
-        <w:t>‑</w:t>
-      </w:r>
-      <w:r>
-        <w:rPr>
-          <w:b/>
-          <w:sz w:val="14"/>
-          <w:szCs w:val="14"/>
+          <w:highlight w:val="lightGray"/>
           <w:shd w:val="clear" w:color="auto" w:fill="B7B7B7"/>
         </w:rPr>
         <w:t>5 Mini) at [8/17/2025]</w:t>
@@ -547,7 +512,7 @@
           <w:ilvl w:val="0"/>
           <w:numId w:val="1"/>
         </w:numPr>
-        <w:spacing w:before="240"/>
+        <w:spacing w:before="240" w:after="0" w:line="276" w:lineRule="auto"/>
         <w:rPr>
           <w:rFonts w:ascii="Roboto Mono" w:eastAsia="Roboto Mono" w:hAnsi="Roboto Mono" w:cs="Roboto Mono"/>
         </w:rPr>
@@ -571,7 +536,7 @@
           <w:ilvl w:val="0"/>
           <w:numId w:val="1"/>
         </w:numPr>
-        <w:spacing w:after="240"/>
+        <w:spacing w:after="240" w:line="276" w:lineRule="auto"/>
         <w:rPr>
           <w:rFonts w:ascii="Roboto Mono" w:eastAsia="Roboto Mono" w:hAnsi="Roboto Mono" w:cs="Roboto Mono"/>
         </w:rPr>
@@ -622,48 +587,39 @@
       </w:pPr>
       <w:r>
         <w:rPr>
-          <w:b/>
+          <w:rFonts w:ascii="Arial" w:eastAsia="Arial" w:hAnsi="Arial"/>
+          <w:sz w:val="18"/>
+          <w:highlight w:val="lightGray"/>
           <w:shd w:val="clear" w:color="auto" w:fill="B7B7B7"/>
         </w:rPr>
-        <w:t># Source</w:t>
-      </w:r>
-      <w:r>
-        <w:rPr>
+        <w:t xml:space="preserve"># Source: Chatgot </w:t>
+      </w:r>
+      <w:r>
+        <w:rPr>
+          <w:rFonts w:ascii="Arial" w:eastAsia="Arial" w:hAnsi="Arial"/>
+          <w:sz w:val="18"/>
+          <w:szCs w:val="14"/>
+          <w:highlight w:val="lightGray"/>
           <w:shd w:val="clear" w:color="auto" w:fill="B7B7B7"/>
         </w:rPr>
-        <w:t xml:space="preserve">: </w:t>
-      </w:r>
-      <w:r>
-        <w:rPr>
-          <w:b/>
+        <w:t>(GPT</w:t>
+      </w:r>
+      <w:r>
+        <w:rPr>
+          <w:rFonts w:ascii="Arial" w:eastAsia="Arial" w:hAnsi="Arial" w:cs="Cambria Math"/>
+          <w:sz w:val="18"/>
+          <w:szCs w:val="14"/>
+          <w:highlight w:val="lightGray"/>
           <w:shd w:val="clear" w:color="auto" w:fill="B7B7B7"/>
         </w:rPr>
-        <w:t xml:space="preserve">Chatgot </w:t>
-      </w:r>
-      <w:r>
-        <w:rPr>
-          <w:b/>
-          <w:sz w:val="14"/>
+        <w:t>‑</w:t>
+      </w:r>
+      <w:r>
+        <w:rPr>
+          <w:rFonts w:ascii="Arial" w:eastAsia="Arial" w:hAnsi="Arial"/>
+          <w:sz w:val="18"/>
           <w:szCs w:val="14"/>
-          <w:shd w:val="clear" w:color="auto" w:fill="B7B7B7"/>
-        </w:rPr>
-        <w:t>(GPT</w:t>
-      </w:r>
-      <w:r>
-        <w:rPr>
-          <w:rFonts w:ascii="Cambria Math" w:hAnsi="Cambria Math" w:cs="Cambria Math"/>
-          <w:b/>
-          <w:sz w:val="14"/>
-          <w:szCs w:val="14"/>
-          <w:shd w:val="clear" w:color="auto" w:fill="B7B7B7"/>
-        </w:rPr>
-        <w:t>‑</w:t>
-      </w:r>
-      <w:r>
-        <w:rPr>
-          <w:b/>
-          <w:sz w:val="14"/>
-          <w:szCs w:val="14"/>
+          <w:highlight w:val="lightGray"/>
           <w:shd w:val="clear" w:color="auto" w:fill="B7B7B7"/>
         </w:rPr>
         <w:t>5 Mini) at [8/17/2025]</w:t>
@@ -675,7 +631,7 @@
           <w:ilvl w:val="0"/>
           <w:numId w:val="6"/>
         </w:numPr>
-        <w:spacing w:before="240"/>
+        <w:spacing w:before="240" w:after="0" w:line="276" w:lineRule="auto"/>
         <w:rPr>
           <w:rFonts w:ascii="Roboto Mono" w:eastAsia="Roboto Mono" w:hAnsi="Roboto Mono" w:cs="Roboto Mono"/>
         </w:rPr>
@@ -699,6 +655,7 @@
           <w:ilvl w:val="0"/>
           <w:numId w:val="6"/>
         </w:numPr>
+        <w:spacing w:after="0" w:line="276" w:lineRule="auto"/>
         <w:rPr>
           <w:rFonts w:ascii="Roboto Mono" w:eastAsia="Roboto Mono" w:hAnsi="Roboto Mono" w:cs="Roboto Mono"/>
         </w:rPr>
@@ -722,7 +679,7 @@
           <w:ilvl w:val="0"/>
           <w:numId w:val="6"/>
         </w:numPr>
-        <w:spacing w:after="240"/>
+        <w:spacing w:after="240" w:line="276" w:lineRule="auto"/>
         <w:rPr>
           <w:rFonts w:ascii="Roboto Mono" w:eastAsia="Roboto Mono" w:hAnsi="Roboto Mono" w:cs="Roboto Mono"/>
         </w:rPr>
@@ -773,48 +730,39 @@
       </w:pPr>
       <w:r>
         <w:rPr>
-          <w:b/>
+          <w:rFonts w:ascii="Arial" w:eastAsia="Arial" w:hAnsi="Arial"/>
+          <w:sz w:val="18"/>
+          <w:highlight w:val="lightGray"/>
           <w:shd w:val="clear" w:color="auto" w:fill="B7B7B7"/>
         </w:rPr>
-        <w:t># Source</w:t>
-      </w:r>
-      <w:r>
-        <w:rPr>
+        <w:t xml:space="preserve"># Source: Chatgot </w:t>
+      </w:r>
+      <w:r>
+        <w:rPr>
+          <w:rFonts w:ascii="Arial" w:eastAsia="Arial" w:hAnsi="Arial"/>
+          <w:sz w:val="18"/>
+          <w:szCs w:val="14"/>
+          <w:highlight w:val="lightGray"/>
           <w:shd w:val="clear" w:color="auto" w:fill="B7B7B7"/>
         </w:rPr>
-        <w:t xml:space="preserve">: </w:t>
-      </w:r>
-      <w:r>
-        <w:rPr>
-          <w:b/>
+        <w:t>(GPT</w:t>
+      </w:r>
+      <w:r>
+        <w:rPr>
+          <w:rFonts w:ascii="Arial" w:eastAsia="Arial" w:hAnsi="Arial" w:cs="Cambria Math"/>
+          <w:sz w:val="18"/>
+          <w:szCs w:val="14"/>
+          <w:highlight w:val="lightGray"/>
           <w:shd w:val="clear" w:color="auto" w:fill="B7B7B7"/>
         </w:rPr>
-        <w:t xml:space="preserve">Chatgot </w:t>
-      </w:r>
-      <w:r>
-        <w:rPr>
-          <w:b/>
-          <w:sz w:val="14"/>
+        <w:t>‑</w:t>
+      </w:r>
+      <w:r>
+        <w:rPr>
+          <w:rFonts w:ascii="Arial" w:eastAsia="Arial" w:hAnsi="Arial"/>
+          <w:sz w:val="18"/>
           <w:szCs w:val="14"/>
-          <w:shd w:val="clear" w:color="auto" w:fill="B7B7B7"/>
-        </w:rPr>
-        <w:t>(GPT</w:t>
-      </w:r>
-      <w:r>
-        <w:rPr>
-          <w:rFonts w:ascii="Cambria Math" w:hAnsi="Cambria Math" w:cs="Cambria Math"/>
-          <w:b/>
-          <w:sz w:val="14"/>
-          <w:szCs w:val="14"/>
-          <w:shd w:val="clear" w:color="auto" w:fill="B7B7B7"/>
-        </w:rPr>
-        <w:t>‑</w:t>
-      </w:r>
-      <w:r>
-        <w:rPr>
-          <w:b/>
-          <w:sz w:val="14"/>
-          <w:szCs w:val="14"/>
+          <w:highlight w:val="lightGray"/>
           <w:shd w:val="clear" w:color="auto" w:fill="B7B7B7"/>
         </w:rPr>
         <w:t>5 Mini) at [8/17/2025]</w:t>
@@ -826,7 +774,7 @@
           <w:ilvl w:val="0"/>
           <w:numId w:val="5"/>
         </w:numPr>
-        <w:spacing w:before="240"/>
+        <w:spacing w:before="240" w:after="0" w:line="276" w:lineRule="auto"/>
         <w:rPr>
           <w:rFonts w:ascii="Roboto Mono" w:eastAsia="Roboto Mono" w:hAnsi="Roboto Mono" w:cs="Roboto Mono"/>
         </w:rPr>
@@ -850,6 +798,7 @@
           <w:ilvl w:val="0"/>
           <w:numId w:val="5"/>
         </w:numPr>
+        <w:spacing w:after="0" w:line="276" w:lineRule="auto"/>
         <w:rPr>
           <w:rFonts w:ascii="Roboto Mono" w:eastAsia="Roboto Mono" w:hAnsi="Roboto Mono" w:cs="Roboto Mono"/>
         </w:rPr>
@@ -873,7 +822,7 @@
           <w:ilvl w:val="0"/>
           <w:numId w:val="5"/>
         </w:numPr>
-        <w:spacing w:after="240"/>
+        <w:spacing w:after="240" w:line="276" w:lineRule="auto"/>
       </w:pPr>
       <w:r>
         <w:rPr>
@@ -887,7 +836,7 @@
     </w:p>
     <w:p>
       <w:r>
-        <w:pict w14:anchorId="7BC1C509">
+        <w:pict w14:anchorId="0A561C43">
           <v:rect id="_x0000_i1026" style="width:0;height:1.5pt" o:hralign="center" o:hrstd="t" o:hr="t" fillcolor="#a0a0a0" stroked="f"/>
         </w:pict>
       </w:r>
@@ -911,48 +860,39 @@
       </w:pPr>
       <w:r>
         <w:rPr>
-          <w:b/>
+          <w:rFonts w:ascii="Arial" w:eastAsia="Arial" w:hAnsi="Arial"/>
+          <w:sz w:val="18"/>
+          <w:highlight w:val="lightGray"/>
           <w:shd w:val="clear" w:color="auto" w:fill="B7B7B7"/>
         </w:rPr>
-        <w:t># Source</w:t>
-      </w:r>
-      <w:r>
-        <w:rPr>
+        <w:t xml:space="preserve"># Source: Chatgot </w:t>
+      </w:r>
+      <w:r>
+        <w:rPr>
+          <w:rFonts w:ascii="Arial" w:eastAsia="Arial" w:hAnsi="Arial"/>
+          <w:sz w:val="18"/>
+          <w:szCs w:val="14"/>
+          <w:highlight w:val="lightGray"/>
           <w:shd w:val="clear" w:color="auto" w:fill="B7B7B7"/>
         </w:rPr>
-        <w:t xml:space="preserve">: </w:t>
-      </w:r>
-      <w:r>
-        <w:rPr>
-          <w:b/>
+        <w:t>(GPT</w:t>
+      </w:r>
+      <w:r>
+        <w:rPr>
+          <w:rFonts w:ascii="Arial" w:eastAsia="Arial" w:hAnsi="Arial" w:cs="Cambria Math"/>
+          <w:sz w:val="18"/>
+          <w:szCs w:val="14"/>
+          <w:highlight w:val="lightGray"/>
           <w:shd w:val="clear" w:color="auto" w:fill="B7B7B7"/>
         </w:rPr>
-        <w:t xml:space="preserve">Chatgot </w:t>
-      </w:r>
-      <w:r>
-        <w:rPr>
-          <w:b/>
-          <w:sz w:val="14"/>
+        <w:t>‑</w:t>
+      </w:r>
+      <w:r>
+        <w:rPr>
+          <w:rFonts w:ascii="Arial" w:eastAsia="Arial" w:hAnsi="Arial"/>
+          <w:sz w:val="18"/>
           <w:szCs w:val="14"/>
-          <w:shd w:val="clear" w:color="auto" w:fill="B7B7B7"/>
-        </w:rPr>
-        <w:t>(GPT</w:t>
-      </w:r>
-      <w:r>
-        <w:rPr>
-          <w:rFonts w:ascii="Cambria Math" w:hAnsi="Cambria Math" w:cs="Cambria Math"/>
-          <w:b/>
-          <w:sz w:val="14"/>
-          <w:szCs w:val="14"/>
-          <w:shd w:val="clear" w:color="auto" w:fill="B7B7B7"/>
-        </w:rPr>
-        <w:t>‑</w:t>
-      </w:r>
-      <w:r>
-        <w:rPr>
-          <w:b/>
-          <w:sz w:val="14"/>
-          <w:szCs w:val="14"/>
+          <w:highlight w:val="lightGray"/>
           <w:shd w:val="clear" w:color="auto" w:fill="B7B7B7"/>
         </w:rPr>
         <w:t>5 Mini) at [8/17/2025]</w:t>
@@ -964,14 +904,13 @@
           <w:ilvl w:val="0"/>
           <w:numId w:val="8"/>
         </w:numPr>
-        <w:spacing w:before="240"/>
+        <w:spacing w:before="240" w:after="0" w:line="276" w:lineRule="auto"/>
       </w:pPr>
       <w:r>
         <w:rPr>
           <w:rFonts w:ascii="Roboto Mono" w:eastAsia="Roboto Mono" w:hAnsi="Roboto Mono" w:cs="Roboto Mono"/>
           <w:b/>
         </w:rPr>
-        <w:lastRenderedPageBreak/>
         <w:t>Risk:</w:t>
       </w:r>
       <w:r>
@@ -993,6 +932,7 @@
           <w:ilvl w:val="0"/>
           <w:numId w:val="8"/>
         </w:numPr>
+        <w:spacing w:after="0" w:line="276" w:lineRule="auto"/>
       </w:pPr>
       <w:r>
         <w:rPr>
@@ -1020,6 +960,7 @@
           <w:ilvl w:val="0"/>
           <w:numId w:val="8"/>
         </w:numPr>
+        <w:spacing w:after="0" w:line="276" w:lineRule="auto"/>
       </w:pPr>
       <w:r>
         <w:rPr>
@@ -1047,7 +988,7 @@
           <w:ilvl w:val="0"/>
           <w:numId w:val="8"/>
         </w:numPr>
-        <w:spacing w:after="240"/>
+        <w:spacing w:after="240" w:line="276" w:lineRule="auto"/>
       </w:pPr>
       <w:r>
         <w:rPr>
@@ -1071,7 +1012,7 @@
     </w:p>
     <w:p>
       <w:r>
-        <w:pict w14:anchorId="53B0DB09">
+        <w:pict w14:anchorId="2486FF66">
           <v:rect id="_x0000_i1027" style="width:0;height:1.5pt" o:hralign="center" o:hrstd="t" o:hr="t" fillcolor="#a0a0a0" stroked="f"/>
         </w:pict>
       </w:r>
@@ -1095,48 +1036,39 @@
       </w:pPr>
       <w:r>
         <w:rPr>
-          <w:b/>
+          <w:rFonts w:ascii="Arial" w:eastAsia="Arial" w:hAnsi="Arial"/>
+          <w:sz w:val="18"/>
+          <w:highlight w:val="lightGray"/>
           <w:shd w:val="clear" w:color="auto" w:fill="B7B7B7"/>
         </w:rPr>
-        <w:t># Source</w:t>
-      </w:r>
-      <w:r>
-        <w:rPr>
+        <w:t xml:space="preserve"># Source: Chatgot </w:t>
+      </w:r>
+      <w:r>
+        <w:rPr>
+          <w:rFonts w:ascii="Arial" w:eastAsia="Arial" w:hAnsi="Arial"/>
+          <w:sz w:val="18"/>
+          <w:szCs w:val="14"/>
+          <w:highlight w:val="lightGray"/>
           <w:shd w:val="clear" w:color="auto" w:fill="B7B7B7"/>
         </w:rPr>
-        <w:t xml:space="preserve">: </w:t>
-      </w:r>
-      <w:r>
-        <w:rPr>
-          <w:b/>
+        <w:t>(GPT</w:t>
+      </w:r>
+      <w:r>
+        <w:rPr>
+          <w:rFonts w:ascii="Arial" w:eastAsia="Arial" w:hAnsi="Arial" w:cs="Cambria Math"/>
+          <w:sz w:val="18"/>
+          <w:szCs w:val="14"/>
+          <w:highlight w:val="lightGray"/>
           <w:shd w:val="clear" w:color="auto" w:fill="B7B7B7"/>
         </w:rPr>
-        <w:t xml:space="preserve">Chatgot </w:t>
-      </w:r>
-      <w:r>
-        <w:rPr>
-          <w:b/>
-          <w:sz w:val="14"/>
+        <w:t>‑</w:t>
+      </w:r>
+      <w:r>
+        <w:rPr>
+          <w:rFonts w:ascii="Arial" w:eastAsia="Arial" w:hAnsi="Arial"/>
+          <w:sz w:val="18"/>
           <w:szCs w:val="14"/>
-          <w:shd w:val="clear" w:color="auto" w:fill="B7B7B7"/>
-        </w:rPr>
-        <w:t>(GPT</w:t>
-      </w:r>
-      <w:r>
-        <w:rPr>
-          <w:rFonts w:ascii="Cambria Math" w:hAnsi="Cambria Math" w:cs="Cambria Math"/>
-          <w:b/>
-          <w:sz w:val="14"/>
-          <w:szCs w:val="14"/>
-          <w:shd w:val="clear" w:color="auto" w:fill="B7B7B7"/>
-        </w:rPr>
-        <w:t>‑</w:t>
-      </w:r>
-      <w:r>
-        <w:rPr>
-          <w:b/>
-          <w:sz w:val="14"/>
-          <w:szCs w:val="14"/>
+          <w:highlight w:val="lightGray"/>
           <w:shd w:val="clear" w:color="auto" w:fill="B7B7B7"/>
         </w:rPr>
         <w:t>5 Mini) at [8/17/2025]</w:t>
@@ -1148,7 +1080,7 @@
           <w:ilvl w:val="0"/>
           <w:numId w:val="2"/>
         </w:numPr>
-        <w:spacing w:before="240"/>
+        <w:spacing w:before="240" w:after="0" w:line="276" w:lineRule="auto"/>
       </w:pPr>
       <w:r>
         <w:rPr>
@@ -1189,7 +1121,7 @@
           <w:ilvl w:val="0"/>
           <w:numId w:val="2"/>
         </w:numPr>
-        <w:spacing w:after="240"/>
+        <w:spacing w:after="240" w:line="276" w:lineRule="auto"/>
       </w:pPr>
       <w:r>
         <w:rPr>
@@ -1244,7 +1176,7 @@
           <w:ilvl w:val="0"/>
           <w:numId w:val="3"/>
         </w:numPr>
-        <w:spacing w:before="240"/>
+        <w:spacing w:before="240" w:after="0" w:line="276" w:lineRule="auto"/>
         <w:rPr>
           <w:rFonts w:ascii="Roboto Mono" w:eastAsia="Roboto Mono" w:hAnsi="Roboto Mono" w:cs="Roboto Mono"/>
         </w:rPr>
@@ -1276,7 +1208,7 @@
           <w:ilvl w:val="0"/>
           <w:numId w:val="3"/>
         </w:numPr>
-        <w:spacing w:after="240"/>
+        <w:spacing w:after="240" w:line="276" w:lineRule="auto"/>
         <w:rPr>
           <w:rFonts w:ascii="Roboto Mono" w:eastAsia="Roboto Mono" w:hAnsi="Roboto Mono" w:cs="Roboto Mono"/>
         </w:rPr>
@@ -1304,7 +1236,7 @@
     </w:p>
     <w:p>
       <w:r>
-        <w:pict w14:anchorId="42CFD058">
+        <w:pict w14:anchorId="6A00A359">
           <v:rect id="_x0000_i1028" style="width:0;height:1.5pt" o:hralign="center" o:hrstd="t" o:hr="t" fillcolor="#a0a0a0" stroked="f"/>
         </w:pict>
       </w:r>
@@ -1328,48 +1260,39 @@
       </w:pPr>
       <w:r>
         <w:rPr>
-          <w:b/>
+          <w:rFonts w:ascii="Arial" w:eastAsia="Arial" w:hAnsi="Arial"/>
+          <w:sz w:val="18"/>
+          <w:highlight w:val="lightGray"/>
           <w:shd w:val="clear" w:color="auto" w:fill="B7B7B7"/>
         </w:rPr>
-        <w:t># Source</w:t>
-      </w:r>
-      <w:r>
-        <w:rPr>
+        <w:t xml:space="preserve"># Source: Chatgot </w:t>
+      </w:r>
+      <w:r>
+        <w:rPr>
+          <w:rFonts w:ascii="Arial" w:eastAsia="Arial" w:hAnsi="Arial"/>
+          <w:sz w:val="18"/>
+          <w:szCs w:val="14"/>
+          <w:highlight w:val="lightGray"/>
           <w:shd w:val="clear" w:color="auto" w:fill="B7B7B7"/>
         </w:rPr>
-        <w:t xml:space="preserve">: </w:t>
-      </w:r>
-      <w:r>
-        <w:rPr>
-          <w:b/>
+        <w:t>(GPT</w:t>
+      </w:r>
+      <w:r>
+        <w:rPr>
+          <w:rFonts w:ascii="Arial" w:eastAsia="Arial" w:hAnsi="Arial" w:cs="Cambria Math"/>
+          <w:sz w:val="18"/>
+          <w:szCs w:val="14"/>
+          <w:highlight w:val="lightGray"/>
           <w:shd w:val="clear" w:color="auto" w:fill="B7B7B7"/>
         </w:rPr>
-        <w:t xml:space="preserve">Chatgot </w:t>
-      </w:r>
-      <w:r>
-        <w:rPr>
-          <w:b/>
-          <w:sz w:val="14"/>
+        <w:t>‑</w:t>
+      </w:r>
+      <w:r>
+        <w:rPr>
+          <w:rFonts w:ascii="Arial" w:eastAsia="Arial" w:hAnsi="Arial"/>
+          <w:sz w:val="18"/>
           <w:szCs w:val="14"/>
-          <w:shd w:val="clear" w:color="auto" w:fill="B7B7B7"/>
-        </w:rPr>
-        <w:t>(GPT</w:t>
-      </w:r>
-      <w:r>
-        <w:rPr>
-          <w:rFonts w:ascii="Cambria Math" w:hAnsi="Cambria Math" w:cs="Cambria Math"/>
-          <w:b/>
-          <w:sz w:val="14"/>
-          <w:szCs w:val="14"/>
-          <w:shd w:val="clear" w:color="auto" w:fill="B7B7B7"/>
-        </w:rPr>
-        <w:t>‑</w:t>
-      </w:r>
-      <w:r>
-        <w:rPr>
-          <w:b/>
-          <w:sz w:val="14"/>
-          <w:szCs w:val="14"/>
+          <w:highlight w:val="lightGray"/>
           <w:shd w:val="clear" w:color="auto" w:fill="B7B7B7"/>
         </w:rPr>
         <w:t>5 Mini) at [8/17/2025]</w:t>
@@ -1381,7 +1304,7 @@
           <w:ilvl w:val="0"/>
           <w:numId w:val="4"/>
         </w:numPr>
-        <w:spacing w:before="240"/>
+        <w:spacing w:before="240" w:after="0" w:line="276" w:lineRule="auto"/>
       </w:pPr>
       <w:r>
         <w:rPr>
@@ -1422,15 +1345,15 @@
           <w:ilvl w:val="0"/>
           <w:numId w:val="4"/>
         </w:numPr>
-        <w:rPr>
-          <w:rFonts w:ascii="Roboto Mono" w:eastAsia="Roboto Mono" w:hAnsi="Roboto Mono" w:cs="Roboto Mono"/>
-        </w:rPr>
-      </w:pPr>
-      <w:r>
-        <w:rPr>
-          <w:rFonts w:ascii="Roboto Mono" w:eastAsia="Roboto Mono" w:hAnsi="Roboto Mono" w:cs="Roboto Mono"/>
-        </w:rPr>
-        <w:lastRenderedPageBreak/>
+        <w:spacing w:after="0" w:line="276" w:lineRule="auto"/>
+        <w:rPr>
+          <w:rFonts w:ascii="Roboto Mono" w:eastAsia="Roboto Mono" w:hAnsi="Roboto Mono" w:cs="Roboto Mono"/>
+        </w:rPr>
+      </w:pPr>
+      <w:r>
+        <w:rPr>
+          <w:rFonts w:ascii="Roboto Mono" w:eastAsia="Roboto Mono" w:hAnsi="Roboto Mono" w:cs="Roboto Mono"/>
+        </w:rPr>
         <w:t>They don’t mean the product is bad, but they can prevent the project from being delivered successfully.</w:t>
       </w:r>
       <w:r>
@@ -1446,7 +1369,7 @@
           <w:ilvl w:val="0"/>
           <w:numId w:val="4"/>
         </w:numPr>
-        <w:spacing w:after="240"/>
+        <w:spacing w:after="240" w:line="276" w:lineRule="auto"/>
       </w:pPr>
       <w:r>
         <w:rPr>
@@ -1476,11 +1399,12 @@
     </w:p>
     <w:p>
       <w:r>
-        <w:pict w14:anchorId="3978A546">
+        <w:pict w14:anchorId="35878F7C">
           <v:rect id="_x0000_i1029" style="width:0;height:1.5pt" o:hralign="center" o:hrstd="t" o:hr="t" fillcolor="#a0a0a0" stroked="f"/>
         </w:pict>
       </w:r>
     </w:p>
+    <w:p/>
     <w:p/>
     <w:p/>
     <w:p/>
@@ -1488,8 +1412,8 @@
     <w:sectPr>
       <w:pgSz w:w="12240" w:h="15840"/>
       <w:pgMar w:top="1440" w:right="1440" w:bottom="1440" w:left="1440" w:header="720" w:footer="720" w:gutter="0"/>
-      <w:pgNumType w:start="1"/>
       <w:cols w:space="720"/>
+      <w:docGrid w:linePitch="360"/>
     </w:sectPr>
   </w:body>
 </w:document>
@@ -2944,18 +2868,6 @@
   <w:style w:type="paragraph" w:default="1" w:styleId="Normal">
     <w:name w:val="Normal"/>
     <w:qFormat/>
-    <w:rsid w:val="00E52957"/>
-    <w:pPr>
-      <w:spacing w:after="0" w:line="276" w:lineRule="auto"/>
-    </w:pPr>
-    <w:rPr>
-      <w:rFonts w:ascii="Arial" w:eastAsia="Arial" w:hAnsi="Arial" w:cs="Arial"/>
-      <w:kern w:val="0"/>
-      <w:sz w:val="22"/>
-      <w:szCs w:val="22"/>
-      <w:lang w:val="en"/>
-      <w14:ligatures w14:val="none"/>
-    </w:rPr>
   </w:style>
   <w:style w:type="paragraph" w:styleId="Heading1">
     <w:name w:val="heading 1"/>
@@ -2964,7 +2876,7 @@
     <w:link w:val="Heading1Char"/>
     <w:uiPriority w:val="9"/>
     <w:qFormat/>
-    <w:rsid w:val="00C77FF9"/>
+    <w:rsid w:val="003C10AE"/>
     <w:pPr>
       <w:keepNext/>
       <w:keepLines/>
@@ -2986,7 +2898,7 @@
     <w:uiPriority w:val="9"/>
     <w:unhideWhenUsed/>
     <w:qFormat/>
-    <w:rsid w:val="00C77FF9"/>
+    <w:rsid w:val="003C10AE"/>
     <w:pPr>
       <w:keepNext/>
       <w:keepLines/>
@@ -3008,7 +2920,7 @@
     <w:uiPriority w:val="9"/>
     <w:unhideWhenUsed/>
     <w:qFormat/>
-    <w:rsid w:val="00C77FF9"/>
+    <w:rsid w:val="003C10AE"/>
     <w:pPr>
       <w:keepNext/>
       <w:keepLines/>
@@ -3031,7 +2943,7 @@
     <w:semiHidden/>
     <w:unhideWhenUsed/>
     <w:qFormat/>
-    <w:rsid w:val="00C77FF9"/>
+    <w:rsid w:val="003C10AE"/>
     <w:pPr>
       <w:keepNext/>
       <w:keepLines/>
@@ -3054,7 +2966,7 @@
     <w:semiHidden/>
     <w:unhideWhenUsed/>
     <w:qFormat/>
-    <w:rsid w:val="00C77FF9"/>
+    <w:rsid w:val="003C10AE"/>
     <w:pPr>
       <w:keepNext/>
       <w:keepLines/>
@@ -3075,11 +2987,11 @@
     <w:semiHidden/>
     <w:unhideWhenUsed/>
     <w:qFormat/>
-    <w:rsid w:val="00C77FF9"/>
+    <w:rsid w:val="003C10AE"/>
     <w:pPr>
       <w:keepNext/>
       <w:keepLines/>
-      <w:spacing w:before="40"/>
+      <w:spacing w:before="40" w:after="0"/>
       <w:outlineLvl w:val="5"/>
     </w:pPr>
     <w:rPr>
@@ -3098,11 +3010,11 @@
     <w:semiHidden/>
     <w:unhideWhenUsed/>
     <w:qFormat/>
-    <w:rsid w:val="00C77FF9"/>
+    <w:rsid w:val="003C10AE"/>
     <w:pPr>
       <w:keepNext/>
       <w:keepLines/>
-      <w:spacing w:before="40"/>
+      <w:spacing w:before="40" w:after="0"/>
       <w:outlineLvl w:val="6"/>
     </w:pPr>
     <w:rPr>
@@ -3119,10 +3031,11 @@
     <w:semiHidden/>
     <w:unhideWhenUsed/>
     <w:qFormat/>
-    <w:rsid w:val="00C77FF9"/>
+    <w:rsid w:val="003C10AE"/>
     <w:pPr>
       <w:keepNext/>
       <w:keepLines/>
+      <w:spacing w:after="0"/>
       <w:outlineLvl w:val="7"/>
     </w:pPr>
     <w:rPr>
@@ -3141,10 +3054,11 @@
     <w:semiHidden/>
     <w:unhideWhenUsed/>
     <w:qFormat/>
-    <w:rsid w:val="00C77FF9"/>
+    <w:rsid w:val="003C10AE"/>
     <w:pPr>
       <w:keepNext/>
       <w:keepLines/>
+      <w:spacing w:after="0"/>
       <w:outlineLvl w:val="8"/>
     </w:pPr>
     <w:rPr>
@@ -3184,7 +3098,7 @@
     <w:basedOn w:val="DefaultParagraphFont"/>
     <w:link w:val="Heading1"/>
     <w:uiPriority w:val="9"/>
-    <w:rsid w:val="00C77FF9"/>
+    <w:rsid w:val="003C10AE"/>
     <w:rPr>
       <w:rFonts w:asciiTheme="majorHAnsi" w:eastAsiaTheme="majorEastAsia" w:hAnsiTheme="majorHAnsi" w:cstheme="majorBidi"/>
       <w:color w:val="2F5496" w:themeColor="accent1" w:themeShade="BF"/>
@@ -3197,7 +3111,7 @@
     <w:basedOn w:val="DefaultParagraphFont"/>
     <w:link w:val="Heading2"/>
     <w:uiPriority w:val="9"/>
-    <w:rsid w:val="00C77FF9"/>
+    <w:rsid w:val="003C10AE"/>
     <w:rPr>
       <w:rFonts w:asciiTheme="majorHAnsi" w:eastAsiaTheme="majorEastAsia" w:hAnsiTheme="majorHAnsi" w:cstheme="majorBidi"/>
       <w:color w:val="2F5496" w:themeColor="accent1" w:themeShade="BF"/>
@@ -3210,7 +3124,7 @@
     <w:basedOn w:val="DefaultParagraphFont"/>
     <w:link w:val="Heading3"/>
     <w:uiPriority w:val="9"/>
-    <w:rsid w:val="00C77FF9"/>
+    <w:rsid w:val="003C10AE"/>
     <w:rPr>
       <w:rFonts w:eastAsiaTheme="majorEastAsia" w:cstheme="majorBidi"/>
       <w:color w:val="2F5496" w:themeColor="accent1" w:themeShade="BF"/>
@@ -3224,7 +3138,7 @@
     <w:link w:val="Heading4"/>
     <w:uiPriority w:val="9"/>
     <w:semiHidden/>
-    <w:rsid w:val="00C77FF9"/>
+    <w:rsid w:val="003C10AE"/>
     <w:rPr>
       <w:rFonts w:eastAsiaTheme="majorEastAsia" w:cstheme="majorBidi"/>
       <w:i/>
@@ -3238,7 +3152,7 @@
     <w:link w:val="Heading5"/>
     <w:uiPriority w:val="9"/>
     <w:semiHidden/>
-    <w:rsid w:val="00C77FF9"/>
+    <w:rsid w:val="003C10AE"/>
     <w:rPr>
       <w:rFonts w:eastAsiaTheme="majorEastAsia" w:cstheme="majorBidi"/>
       <w:color w:val="2F5496" w:themeColor="accent1" w:themeShade="BF"/>
@@ -3250,7 +3164,7 @@
     <w:link w:val="Heading6"/>
     <w:uiPriority w:val="9"/>
     <w:semiHidden/>
-    <w:rsid w:val="00C77FF9"/>
+    <w:rsid w:val="003C10AE"/>
     <w:rPr>
       <w:rFonts w:eastAsiaTheme="majorEastAsia" w:cstheme="majorBidi"/>
       <w:i/>
@@ -3264,7 +3178,7 @@
     <w:link w:val="Heading7"/>
     <w:uiPriority w:val="9"/>
     <w:semiHidden/>
-    <w:rsid w:val="00C77FF9"/>
+    <w:rsid w:val="003C10AE"/>
     <w:rPr>
       <w:rFonts w:eastAsiaTheme="majorEastAsia" w:cstheme="majorBidi"/>
       <w:color w:val="595959" w:themeColor="text1" w:themeTint="A6"/>
@@ -3276,7 +3190,7 @@
     <w:link w:val="Heading8"/>
     <w:uiPriority w:val="9"/>
     <w:semiHidden/>
-    <w:rsid w:val="00C77FF9"/>
+    <w:rsid w:val="003C10AE"/>
     <w:rPr>
       <w:rFonts w:eastAsiaTheme="majorEastAsia" w:cstheme="majorBidi"/>
       <w:i/>
@@ -3290,7 +3204,7 @@
     <w:link w:val="Heading9"/>
     <w:uiPriority w:val="9"/>
     <w:semiHidden/>
-    <w:rsid w:val="00C77FF9"/>
+    <w:rsid w:val="003C10AE"/>
     <w:rPr>
       <w:rFonts w:eastAsiaTheme="majorEastAsia" w:cstheme="majorBidi"/>
       <w:color w:val="272727" w:themeColor="text1" w:themeTint="D8"/>
@@ -3303,7 +3217,7 @@
     <w:link w:val="TitleChar"/>
     <w:uiPriority w:val="10"/>
     <w:qFormat/>
-    <w:rsid w:val="00C77FF9"/>
+    <w:rsid w:val="003C10AE"/>
     <w:pPr>
       <w:spacing w:after="80" w:line="240" w:lineRule="auto"/>
       <w:contextualSpacing/>
@@ -3321,7 +3235,7 @@
     <w:basedOn w:val="DefaultParagraphFont"/>
     <w:link w:val="Title"/>
     <w:uiPriority w:val="10"/>
-    <w:rsid w:val="00C77FF9"/>
+    <w:rsid w:val="003C10AE"/>
     <w:rPr>
       <w:rFonts w:asciiTheme="majorHAnsi" w:eastAsiaTheme="majorEastAsia" w:hAnsiTheme="majorHAnsi" w:cstheme="majorBidi"/>
       <w:spacing w:val="-10"/>
@@ -3337,7 +3251,7 @@
     <w:link w:val="SubtitleChar"/>
     <w:uiPriority w:val="11"/>
     <w:qFormat/>
-    <w:rsid w:val="00C77FF9"/>
+    <w:rsid w:val="003C10AE"/>
     <w:pPr>
       <w:numPr>
         <w:ilvl w:val="1"/>
@@ -3356,7 +3270,7 @@
     <w:basedOn w:val="DefaultParagraphFont"/>
     <w:link w:val="Subtitle"/>
     <w:uiPriority w:val="11"/>
-    <w:rsid w:val="00C77FF9"/>
+    <w:rsid w:val="003C10AE"/>
     <w:rPr>
       <w:rFonts w:eastAsiaTheme="majorEastAsia" w:cstheme="majorBidi"/>
       <w:color w:val="595959" w:themeColor="text1" w:themeTint="A6"/>
@@ -3372,7 +3286,7 @@
     <w:link w:val="QuoteChar"/>
     <w:uiPriority w:val="29"/>
     <w:qFormat/>
-    <w:rsid w:val="00C77FF9"/>
+    <w:rsid w:val="003C10AE"/>
     <w:pPr>
       <w:spacing w:before="160"/>
       <w:jc w:val="center"/>
@@ -3388,7 +3302,7 @@
     <w:basedOn w:val="DefaultParagraphFont"/>
     <w:link w:val="Quote"/>
     <w:uiPriority w:val="29"/>
-    <w:rsid w:val="00C77FF9"/>
+    <w:rsid w:val="003C10AE"/>
     <w:rPr>
       <w:i/>
       <w:iCs/>
@@ -3400,7 +3314,7 @@
     <w:basedOn w:val="Normal"/>
     <w:uiPriority w:val="34"/>
     <w:qFormat/>
-    <w:rsid w:val="00C77FF9"/>
+    <w:rsid w:val="003C10AE"/>
     <w:pPr>
       <w:ind w:left="720"/>
       <w:contextualSpacing/>
@@ -3411,7 +3325,7 @@
     <w:basedOn w:val="DefaultParagraphFont"/>
     <w:uiPriority w:val="21"/>
     <w:qFormat/>
-    <w:rsid w:val="00C77FF9"/>
+    <w:rsid w:val="003C10AE"/>
     <w:rPr>
       <w:i/>
       <w:iCs/>
@@ -3425,7 +3339,7 @@
     <w:link w:val="IntenseQuoteChar"/>
     <w:uiPriority w:val="30"/>
     <w:qFormat/>
-    <w:rsid w:val="00C77FF9"/>
+    <w:rsid w:val="003C10AE"/>
     <w:pPr>
       <w:pBdr>
         <w:top w:val="single" w:sz="4" w:space="10" w:color="2F5496" w:themeColor="accent1" w:themeShade="BF"/>
@@ -3446,7 +3360,7 @@
     <w:basedOn w:val="DefaultParagraphFont"/>
     <w:link w:val="IntenseQuote"/>
     <w:uiPriority w:val="30"/>
-    <w:rsid w:val="00C77FF9"/>
+    <w:rsid w:val="003C10AE"/>
     <w:rPr>
       <w:i/>
       <w:iCs/>
@@ -3458,7 +3372,7 @@
     <w:basedOn w:val="DefaultParagraphFont"/>
     <w:uiPriority w:val="32"/>
     <w:qFormat/>
-    <w:rsid w:val="00C77FF9"/>
+    <w:rsid w:val="003C10AE"/>
     <w:rPr>
       <w:b/>
       <w:bCs/>
